--- a/docs/guides/COMMONS_WATCH.docx
+++ b/docs/guides/COMMONS_WATCH.docx
@@ -5001,6 +5001,111 @@
       </w:r>
       <w:r>
         <w:t xml:space="preserve">. All behavioural claims are grounded in the cited source files as of 2026-05-30.</w:t>
+      </w:r>
+    </w:p>
+    <w:p>
+      <w:pPr>
+        <w:pStyle w:val="BodyText"/>
+      </w:pPr>
+      <w:r>
+        <w:rPr>
+          <w:b/>
+          <w:bCs/>
+        </w:rPr>
+        <w:t xml:space="preserve">Verified 2026-05-30:</w:t>
+      </w:r>
+      <w:r>
+        <w:t xml:space="preserve"> </w:t>
+      </w:r>
+      <w:r>
+        <w:t xml:space="preserve">internal doc — no external online sources. Behavioural claims derive from</w:t>
+      </w:r>
+      <w:r>
+        <w:t xml:space="preserve"> </w:t>
+      </w:r>
+      <w:r>
+        <w:rPr>
+          <w:rStyle w:val="VerbatimChar"/>
+        </w:rPr>
+        <w:t xml:space="preserve">commons_watch/watch.go</w:t>
+      </w:r>
+      <w:r>
+        <w:t xml:space="preserve"> </w:t>
+      </w:r>
+      <w:r>
+        <w:t xml:space="preserve">+</w:t>
+      </w:r>
+      <w:r>
+        <w:t xml:space="preserve"> </w:t>
+      </w:r>
+      <w:r>
+        <w:rPr>
+          <w:rStyle w:val="VerbatimChar"/>
+        </w:rPr>
+        <w:t xml:space="preserve">commons_watch/watch_test.go</w:t>
+      </w:r>
+      <w:r>
+        <w:t xml:space="preserve"> </w:t>
+      </w:r>
+      <w:r>
+        <w:t xml:space="preserve">(read 2026-05-30); the only third-party dependency is</w:t>
+      </w:r>
+      <w:r>
+        <w:t xml:space="preserve"> </w:t>
+      </w:r>
+      <w:r>
+        <w:rPr>
+          <w:rStyle w:val="VerbatimChar"/>
+        </w:rPr>
+        <w:t xml:space="preserve">github.com/fsnotify/fsnotify v1.8.0</w:t>
+      </w:r>
+      <w:r>
+        <w:t xml:space="preserve">, pinned in</w:t>
+      </w:r>
+      <w:r>
+        <w:t xml:space="preserve"> </w:t>
+      </w:r>
+      <w:r>
+        <w:rPr>
+          <w:rStyle w:val="VerbatimChar"/>
+        </w:rPr>
+        <w:t xml:space="preserve">commons_watch/go.mod</w:t>
+      </w:r>
+      <w:r>
+        <w:t xml:space="preserve"> </w:t>
+      </w:r>
+      <w:r>
+        <w:t xml:space="preserve">(no online-doc cross-reference required — the API surface used is the vendored, version-pinned one). Re-verify on an</w:t>
+      </w:r>
+      <w:r>
+        <w:t xml:space="preserve"> </w:t>
+      </w:r>
+      <w:r>
+        <w:rPr>
+          <w:rStyle w:val="VerbatimChar"/>
+        </w:rPr>
+        <w:t xml:space="preserve">fsnotify</w:t>
+      </w:r>
+      <w:r>
+        <w:t xml:space="preserve"> </w:t>
+      </w:r>
+      <w:r>
+        <w:t xml:space="preserve">major-version bump or a</w:t>
+      </w:r>
+      <w:r>
+        <w:t xml:space="preserve"> </w:t>
+      </w:r>
+      <w:r>
+        <w:rPr>
+          <w:rStyle w:val="VerbatimChar"/>
+        </w:rPr>
+        <w:t xml:space="preserve">commons_watch</w:t>
+      </w:r>
+      <w:r>
+        <w:t xml:space="preserve"> </w:t>
+      </w:r>
+      <w:r>
+        <w:t xml:space="preserve">API change.</w:t>
       </w:r>
     </w:p>
     <w:bookmarkEnd w:id="24"/>
